--- a/template_dogovor_new.docx
+++ b/template_dogovor_new.docx
@@ -11,16 +11,12 @@
         <w:rPr>
           <w:b/>
           <w:color w:val="000000"/>
-          <w:sz w:val="22"/>
-          <w:szCs w:val="22"/>
         </w:rPr>
       </w:pPr>
       <w:r>
         <w:rPr>
           <w:b/>
           <w:color w:val="000000"/>
-          <w:sz w:val="22"/>
-          <w:szCs w:val="22"/>
         </w:rPr>
         <w:t>Договор</w:t>
       </w:r>
@@ -34,16 +30,12 @@
         <w:rPr>
           <w:b/>
           <w:color w:val="000000"/>
-          <w:sz w:val="22"/>
-          <w:szCs w:val="22"/>
         </w:rPr>
       </w:pPr>
       <w:r>
         <w:rPr>
           <w:b/>
           <w:color w:val="000000"/>
-          <w:sz w:val="22"/>
-          <w:szCs w:val="22"/>
         </w:rPr>
         <w:t>на оказание услуг № [[НОМ]]</w:t>
       </w:r>
@@ -57,8 +49,6 @@
         <w:rPr>
           <w:b/>
           <w:color w:val="000000"/>
-          <w:sz w:val="22"/>
-          <w:szCs w:val="22"/>
         </w:rPr>
       </w:pPr>
     </w:p>
@@ -67,63 +57,40 @@
         <w:autoSpaceDE w:val="0"/>
         <w:rPr>
           <w:color w:val="000000"/>
-          <w:sz w:val="22"/>
-          <w:szCs w:val="22"/>
         </w:rPr>
       </w:pPr>
       <w:r>
         <w:rPr>
           <w:color w:val="000000"/>
-          <w:sz w:val="22"/>
-          <w:szCs w:val="22"/>
-        </w:rPr>
-        <w:t>г. Москва                                                                                                                                  «[[ДЕНЬ]]» [[МЕС_ГОД]]</w:t>
+        </w:rPr>
+        <w:t xml:space="preserve">г. Москва                                                                                                                               </w:t>
+      </w:r>
+      <w:proofErr w:type="gramStart"/>
+      <w:r>
+        <w:rPr>
+          <w:color w:val="000000"/>
+        </w:rPr>
+        <w:t xml:space="preserve">   «</w:t>
+      </w:r>
+      <w:proofErr w:type="gramEnd"/>
+      <w:r>
+        <w:rPr>
+          <w:color w:val="000000"/>
+        </w:rPr>
+        <w:t>[[ДЕНЬ]]» [[МЕС_ГОД]]</w:t>
+      </w:r>
+      <w:r>
+        <w:rPr>
+          <w:color w:val="000000"/>
+        </w:rPr>
         <w:tab/>
       </w:r>
-      <w:proofErr w:type="gramStart"/>
-      <w:r>
+    </w:p>
+    <w:p>
+      <w:pPr>
+        <w:autoSpaceDE w:val="0"/>
         <w:rPr>
           <w:color w:val="000000"/>
-          <w:sz w:val="22"/>
-          <w:szCs w:val="22"/>
-        </w:rPr>
-      </w:r>
-      <w:proofErr w:type="gramEnd"/>
-      <w:r>
-        <w:rPr>
-          <w:color w:val="000000"/>
-          <w:sz w:val="22"/>
-          <w:szCs w:val="22"/>
-        </w:rPr>
-      </w:r>
-      <w:r>
-        <w:rPr>
-          <w:sz w:val="22"/>
-          <w:szCs w:val="22"/>
-        </w:rPr>
-      </w:r>
-      <w:r>
-        <w:rPr>
-          <w:color w:val="000000"/>
-          <w:sz w:val="22"/>
-          <w:szCs w:val="22"/>
-        </w:rPr>
-      </w:r>
-      <w:r>
-        <w:rPr>
-          <w:color w:val="000000"/>
-          <w:sz w:val="22"/>
-          <w:szCs w:val="22"/>
-        </w:rPr>
-      </w:r>
-    </w:p>
-    <w:p>
-      <w:pPr>
-        <w:autoSpaceDE w:val="0"/>
-        <w:rPr>
-          <w:color w:val="000000"/>
-          <w:sz w:val="22"/>
-          <w:szCs w:val="22"/>
         </w:rPr>
       </w:pPr>
     </w:p>
@@ -133,36 +100,31 @@
         <w:jc w:val="both"/>
         <w:rPr>
           <w:b/>
-          <w:sz w:val="22"/>
-          <w:szCs w:val="22"/>
         </w:rPr>
       </w:pPr>
       <w:r>
         <w:rPr>
           <w:b/>
-          <w:sz w:val="22"/>
-          <w:szCs w:val="22"/>
-        </w:rPr>
-        <w:t>Заказчик, именуемое в дальнейшем Заказчик, в лице Генерального Директора [[ДИР]], действующего на основании Устава с одной стороны и</w:t>
-      </w:r>
-      <w:r>
-        <w:rPr>
-          <w:sz w:val="22"/>
-          <w:szCs w:val="22"/>
-        </w:rPr>
+        </w:rPr>
+        <w:t>[[</w:t>
       </w:r>
       <w:r>
         <w:rPr>
           <w:b/>
-          <w:sz w:val="22"/>
-          <w:szCs w:val="22"/>
-        </w:rPr>
-      </w:r>
-      <w:r>
-        <w:rPr>
-          <w:sz w:val="22"/>
-          <w:szCs w:val="22"/>
-        </w:rPr>
+        </w:rPr>
+        <w:t>ЗАК</w:t>
+      </w:r>
+      <w:r>
+        <w:rPr>
+          <w:b/>
+        </w:rPr>
+        <w:t>]]</w:t>
+      </w:r>
+      <w:r>
+        <w:rPr>
+          <w:b/>
+        </w:rPr>
+        <w:t>, именуемое в дальнейшем Заказчик, в лице Генерального Директора [[ДИР]], действующего на основании Устава с одной стороны и</w:t>
       </w:r>
     </w:p>
     <w:p>
@@ -171,24 +133,18 @@
         <w:ind w:firstLine="567"/>
         <w:rPr>
           <w:rFonts w:ascii="Times New Roman" w:hAnsi="Times New Roman" w:cs="Times New Roman"/>
-          <w:sz w:val="22"/>
-          <w:szCs w:val="22"/>
         </w:rPr>
       </w:pPr>
       <w:r>
         <w:rPr>
           <w:rFonts w:ascii="Times New Roman" w:hAnsi="Times New Roman" w:cs="Times New Roman"/>
           <w:b/>
-          <w:sz w:val="22"/>
-          <w:szCs w:val="22"/>
         </w:rPr>
         <w:t>Индивидуальный предприниматель Очирова Оксана Эдуардовна</w:t>
       </w:r>
       <w:r>
         <w:rPr>
           <w:rFonts w:ascii="Times New Roman" w:hAnsi="Times New Roman" w:cs="Times New Roman"/>
-          <w:sz w:val="22"/>
-          <w:szCs w:val="22"/>
         </w:rPr>
         <w:t xml:space="preserve">, далее именуемое </w:t>
       </w:r>
@@ -196,16 +152,12 @@
         <w:rPr>
           <w:rFonts w:ascii="Times New Roman" w:hAnsi="Times New Roman" w:cs="Times New Roman"/>
           <w:b/>
-          <w:sz w:val="22"/>
-          <w:szCs w:val="22"/>
         </w:rPr>
         <w:t>«Исполнитель»</w:t>
       </w:r>
       <w:r>
         <w:rPr>
           <w:rFonts w:ascii="Times New Roman" w:hAnsi="Times New Roman" w:cs="Times New Roman"/>
-          <w:sz w:val="22"/>
-          <w:szCs w:val="22"/>
         </w:rPr>
         <w:t>, действующего на основании листа записи ЕГРИП от 4.03.2026 г., с другой стороны, далее совместно именуемые «Стороны»,</w:t>
       </w:r>
@@ -213,16 +165,12 @@
         <w:rPr>
           <w:rFonts w:ascii="Times New Roman" w:hAnsi="Times New Roman" w:cs="Times New Roman"/>
           <w:b/>
-          <w:sz w:val="22"/>
-          <w:szCs w:val="22"/>
         </w:rPr>
         <w:t xml:space="preserve"> </w:t>
       </w:r>
       <w:r>
         <w:rPr>
           <w:rFonts w:ascii="Times New Roman" w:hAnsi="Times New Roman" w:cs="Times New Roman"/>
-          <w:sz w:val="22"/>
-          <w:szCs w:val="22"/>
         </w:rPr>
         <w:t>заключили настоящий договор о нижеследующем:</w:t>
       </w:r>
@@ -233,8 +181,6 @@
         <w:ind w:firstLine="567"/>
         <w:rPr>
           <w:rFonts w:ascii="Times New Roman" w:hAnsi="Times New Roman" w:cs="Times New Roman"/>
-          <w:sz w:val="22"/>
-          <w:szCs w:val="22"/>
         </w:rPr>
       </w:pPr>
     </w:p>
@@ -244,15 +190,11 @@
         <w:jc w:val="center"/>
         <w:rPr>
           <w:b/>
-          <w:sz w:val="22"/>
-          <w:szCs w:val="22"/>
         </w:rPr>
       </w:pPr>
       <w:r>
         <w:rPr>
           <w:b/>
-          <w:sz w:val="22"/>
-          <w:szCs w:val="22"/>
         </w:rPr>
         <w:t>1. Предмет договора</w:t>
       </w:r>
@@ -261,62 +203,34 @@
       <w:pPr>
         <w:ind w:firstLine="567"/>
         <w:jc w:val="both"/>
-        <w:rPr>
-          <w:sz w:val="22"/>
-          <w:szCs w:val="22"/>
-        </w:rPr>
-      </w:pPr>
-      <w:r>
-        <w:rPr>
-          <w:sz w:val="22"/>
-          <w:szCs w:val="22"/>
-        </w:rPr>
+      </w:pPr>
+      <w:r>
         <w:t xml:space="preserve">1.1. Заказчик поручает, а Исполнитель обязуется оказать услуги по организации и проведению мероприятия в формате </w:t>
       </w:r>
       <w:proofErr w:type="spellStart"/>
       <w:r>
-        <w:rPr>
-          <w:sz w:val="22"/>
-          <w:szCs w:val="22"/>
-        </w:rPr>
         <w:t>командообразующей</w:t>
       </w:r>
       <w:proofErr w:type="spellEnd"/>
       <w:r>
-        <w:rPr>
-          <w:sz w:val="22"/>
-          <w:szCs w:val="22"/>
-        </w:rPr>
         <w:t xml:space="preserve"> игры по мотивам телепередач «</w:t>
       </w:r>
       <w:r>
         <w:rPr>
-          <w:sz w:val="22"/>
-          <w:szCs w:val="22"/>
           <w:lang w:val="en-US"/>
         </w:rPr>
         <w:t>Good</w:t>
       </w:r>
       <w:r>
-        <w:rPr>
-          <w:sz w:val="22"/>
-          <w:szCs w:val="22"/>
-        </w:rPr>
         <w:t xml:space="preserve"> </w:t>
       </w:r>
       <w:r>
         <w:rPr>
-          <w:sz w:val="22"/>
-          <w:szCs w:val="22"/>
           <w:lang w:val="en-US"/>
         </w:rPr>
         <w:t>Night</w:t>
       </w:r>
       <w:r>
-        <w:rPr>
-          <w:sz w:val="22"/>
-          <w:szCs w:val="22"/>
-        </w:rPr>
         <w:t>»</w:t>
       </w:r>
     </w:p>
@@ -324,16 +238,8 @@
       <w:pPr>
         <w:ind w:firstLine="567"/>
         <w:jc w:val="both"/>
-        <w:rPr>
-          <w:sz w:val="22"/>
-          <w:szCs w:val="22"/>
-        </w:rPr>
-      </w:pPr>
-      <w:r>
-        <w:rPr>
-          <w:sz w:val="22"/>
-          <w:szCs w:val="22"/>
-        </w:rPr>
+      </w:pPr>
+      <w:r>
         <w:t>1.2. Общая продолжительность оказания Услуг – [[ДЛИТ]];</w:t>
       </w:r>
     </w:p>
@@ -345,15 +251,11 @@
         <w:jc w:val="both"/>
         <w:rPr>
           <w:rFonts w:ascii="Times New Roman" w:eastAsia="Times New Roman" w:hAnsi="Times New Roman" w:cs="Times New Roman"/>
-          <w:sz w:val="22"/>
-          <w:szCs w:val="22"/>
         </w:rPr>
       </w:pPr>
       <w:r>
         <w:rPr>
           <w:rFonts w:ascii="Times New Roman" w:eastAsia="Times New Roman" w:hAnsi="Times New Roman" w:cs="Times New Roman"/>
-          <w:sz w:val="22"/>
-          <w:szCs w:val="22"/>
         </w:rPr>
         <w:t>1.3. Срок оказания Услуг – [[ДАТА_МЕР]];</w:t>
       </w:r>
@@ -365,15 +267,11 @@
         <w:jc w:val="both"/>
         <w:rPr>
           <w:rFonts w:ascii="Times New Roman" w:eastAsia="Times New Roman" w:hAnsi="Times New Roman" w:cs="Times New Roman"/>
-          <w:sz w:val="22"/>
-          <w:szCs w:val="22"/>
         </w:rPr>
       </w:pPr>
       <w:r>
         <w:rPr>
           <w:rFonts w:ascii="Times New Roman" w:eastAsia="Times New Roman" w:hAnsi="Times New Roman" w:cs="Times New Roman"/>
-          <w:sz w:val="22"/>
-          <w:szCs w:val="22"/>
         </w:rPr>
         <w:t>1.4. Место проведения: [[МЕСТО]]</w:t>
       </w:r>
@@ -384,15 +282,11 @@
         <w:jc w:val="center"/>
         <w:rPr>
           <w:b/>
-          <w:sz w:val="22"/>
-          <w:szCs w:val="22"/>
         </w:rPr>
       </w:pPr>
       <w:r>
         <w:rPr>
           <w:b/>
-          <w:sz w:val="22"/>
-          <w:szCs w:val="22"/>
         </w:rPr>
         <w:t>2. Права и обязанности сторон</w:t>
       </w:r>
@@ -404,16 +298,12 @@
         <w:rPr>
           <w:b/>
           <w:bCs/>
-          <w:sz w:val="22"/>
-          <w:szCs w:val="22"/>
         </w:rPr>
       </w:pPr>
       <w:r>
         <w:rPr>
           <w:b/>
           <w:bCs/>
-          <w:sz w:val="22"/>
-          <w:szCs w:val="22"/>
         </w:rPr>
         <w:t>2.1. Исполнитель обязан:</w:t>
       </w:r>
@@ -422,16 +312,8 @@
       <w:pPr>
         <w:ind w:firstLine="567"/>
         <w:jc w:val="both"/>
-        <w:rPr>
-          <w:sz w:val="22"/>
-          <w:szCs w:val="22"/>
-        </w:rPr>
-      </w:pPr>
-      <w:r>
-        <w:rPr>
-          <w:sz w:val="22"/>
-          <w:szCs w:val="22"/>
-        </w:rPr>
+      </w:pPr>
+      <w:r>
         <w:t xml:space="preserve">2.1.1. Организовать и обеспечить надлежащее оказание Услуг для Заказчика. </w:t>
       </w:r>
     </w:p>
@@ -442,16 +324,12 @@
         <w:rPr>
           <w:b/>
           <w:bCs/>
-          <w:sz w:val="22"/>
-          <w:szCs w:val="22"/>
         </w:rPr>
       </w:pPr>
       <w:r>
         <w:rPr>
           <w:b/>
           <w:bCs/>
-          <w:sz w:val="22"/>
-          <w:szCs w:val="22"/>
         </w:rPr>
         <w:t>2.2. Исполнитель вправе:</w:t>
       </w:r>
@@ -462,10 +340,6 @@
         <w:jc w:val="both"/>
       </w:pPr>
       <w:r>
-        <w:rPr>
-          <w:sz w:val="22"/>
-          <w:szCs w:val="22"/>
-        </w:rPr>
         <w:t>2.2.1. Отказаться от исполнения обязательств по настоящему договору, если их исполнение станет невозможным из-за нарушения обязательств со стороны Заказчика.</w:t>
       </w:r>
     </w:p>
@@ -476,16 +350,12 @@
         <w:rPr>
           <w:b/>
           <w:bCs/>
-          <w:sz w:val="22"/>
-          <w:szCs w:val="22"/>
         </w:rPr>
       </w:pPr>
       <w:r>
         <w:rPr>
           <w:b/>
           <w:bCs/>
-          <w:sz w:val="22"/>
-          <w:szCs w:val="22"/>
         </w:rPr>
         <w:t>2.3. Заказчик обязан:</w:t>
       </w:r>
@@ -498,8 +368,6 @@
       <w:r>
         <w:rPr>
           <w:rFonts w:ascii="Times New Roman" w:hAnsi="Times New Roman" w:cs="Times New Roman"/>
-          <w:sz w:val="22"/>
-          <w:szCs w:val="22"/>
         </w:rPr>
         <w:t>2.3.1. Обеспечить Исполнителю доступ к информации о Заказчике, необходимой для предоставления услуг.</w:t>
       </w:r>
@@ -512,8 +380,6 @@
       <w:r>
         <w:rPr>
           <w:rFonts w:ascii="Times New Roman" w:hAnsi="Times New Roman" w:cs="Times New Roman"/>
-          <w:sz w:val="22"/>
-          <w:szCs w:val="22"/>
         </w:rPr>
         <w:t>2.3.3. Произвести оплату услуг Заказчика в размере и в сроки, установленные настоящим договором.</w:t>
       </w:r>
@@ -526,8 +392,6 @@
           <w:rFonts w:ascii="Times New Roman" w:hAnsi="Times New Roman" w:cs="Times New Roman"/>
           <w:b/>
           <w:bCs/>
-          <w:sz w:val="22"/>
-          <w:szCs w:val="22"/>
         </w:rPr>
       </w:pPr>
       <w:r>
@@ -535,8 +399,6 @@
           <w:rFonts w:ascii="Times New Roman" w:hAnsi="Times New Roman" w:cs="Times New Roman"/>
           <w:b/>
           <w:bCs/>
-          <w:sz w:val="22"/>
-          <w:szCs w:val="22"/>
         </w:rPr>
         <w:t>2.4. Заказчик имеет право:</w:t>
       </w:r>
@@ -549,8 +411,6 @@
       <w:r>
         <w:rPr>
           <w:rFonts w:ascii="Times New Roman" w:hAnsi="Times New Roman" w:cs="Times New Roman"/>
-          <w:sz w:val="22"/>
-          <w:szCs w:val="22"/>
         </w:rPr>
         <w:t xml:space="preserve">2.4.1. В любое время проверять ход и качество услуг, оказываемых Исполнителем, не вмешиваясь в его деятельность. </w:t>
       </w:r>
@@ -561,15 +421,11 @@
         <w:ind w:firstLine="567"/>
         <w:rPr>
           <w:rFonts w:ascii="Times New Roman" w:hAnsi="Times New Roman" w:cs="Times New Roman"/>
-          <w:sz w:val="22"/>
-          <w:szCs w:val="22"/>
         </w:rPr>
       </w:pPr>
       <w:r>
         <w:rPr>
           <w:rFonts w:ascii="Times New Roman" w:hAnsi="Times New Roman" w:cs="Times New Roman"/>
-          <w:sz w:val="22"/>
-          <w:szCs w:val="22"/>
         </w:rPr>
         <w:t>2.4.2. В случае изменения состава ведущих имеет право отказаться от Услуг Исполнителя, уведомив об этом последнего не позднее, чем за 2 (два) дня до срока оказания Услуг.</w:t>
       </w:r>
@@ -580,8 +436,6 @@
         <w:ind w:firstLine="567"/>
         <w:rPr>
           <w:rFonts w:ascii="Times New Roman" w:hAnsi="Times New Roman" w:cs="Times New Roman"/>
-          <w:sz w:val="22"/>
-          <w:szCs w:val="22"/>
         </w:rPr>
       </w:pPr>
     </w:p>
@@ -590,15 +444,11 @@
         <w:jc w:val="center"/>
         <w:rPr>
           <w:b/>
-          <w:sz w:val="22"/>
-          <w:szCs w:val="22"/>
         </w:rPr>
       </w:pPr>
       <w:r>
         <w:rPr>
           <w:b/>
-          <w:sz w:val="22"/>
-          <w:szCs w:val="22"/>
         </w:rPr>
         <w:t>3.Стоимость услуг и порядок оплаты</w:t>
       </w:r>
@@ -609,42 +459,10 @@
         <w:jc w:val="both"/>
         <w:rPr>
           <w:b/>
-          <w:sz w:val="22"/>
-          <w:szCs w:val="22"/>
-        </w:rPr>
-      </w:pPr>
-      <w:r>
-        <w:rPr>
-          <w:sz w:val="22"/>
-          <w:szCs w:val="22"/>
-        </w:rPr>
+        </w:rPr>
+      </w:pPr>
+      <w:r>
         <w:t>3.1. Стоимость оказания услуг согласно п.1.1 Договора составляет [[СУМ_Ц]] ([[СУМ_СЛ]]) рублей НДС не облагается в связи с применением исполнителем упрощенной системы налогообложения.</w:t>
-      </w:r>
-      <w:r>
-        <w:rPr>
-          <w:b/>
-          <w:sz w:val="22"/>
-          <w:szCs w:val="22"/>
-        </w:rPr>
-      </w:r>
-      <w:r>
-        <w:rPr>
-          <w:sz w:val="22"/>
-          <w:szCs w:val="22"/>
-        </w:rPr>
-      </w:r>
-      <w:r>
-        <w:rPr>
-          <w:b/>
-          <w:sz w:val="22"/>
-          <w:szCs w:val="22"/>
-        </w:rPr>
-      </w:r>
-      <w:r>
-        <w:rPr>
-          <w:sz w:val="22"/>
-          <w:szCs w:val="22"/>
-        </w:rPr>
       </w:r>
     </w:p>
     <w:p>
@@ -653,26 +471,16 @@
         <w:ind w:left="0" w:firstLine="567"/>
         <w:jc w:val="both"/>
         <w:rPr>
-          <w:sz w:val="22"/>
-          <w:szCs w:val="22"/>
-        </w:rPr>
-      </w:pPr>
-      <w:r>
-        <w:rPr>
-          <w:sz w:val="22"/>
-          <w:szCs w:val="22"/>
-        </w:rPr>
-        <w:t>3.2.</w:t>
-      </w:r>
-      <w:r>
-        <w:t xml:space="preserve"> </w:t>
-      </w:r>
-      <w:r>
-        <w:rPr>
-          <w:sz w:val="22"/>
-          <w:szCs w:val="22"/>
-        </w:rPr>
-        <w:t>Оплата услуг по настоящему Договору производится авансовым платежом в размере 100% (сто) не позднее 7 (семь) рабочих дней с момента подписания.</w:t>
+          <w:sz w:val="20"/>
+          <w:szCs w:val="20"/>
+        </w:rPr>
+      </w:pPr>
+      <w:r>
+        <w:rPr>
+          <w:sz w:val="20"/>
+          <w:szCs w:val="20"/>
+        </w:rPr>
+        <w:t>3.2. Оплата услуг по настоящему Договору производится авансовым платежом в размере 100% (сто) не позднее 7 (семь) рабочих дней с момента подписания.</w:t>
       </w:r>
     </w:p>
     <w:p>
@@ -682,14 +490,14 @@
         <w:jc w:val="both"/>
         <w:rPr>
           <w:bCs/>
-          <w:sz w:val="22"/>
-          <w:szCs w:val="22"/>
-        </w:rPr>
-      </w:pPr>
-      <w:r>
-        <w:rPr>
-          <w:sz w:val="22"/>
-          <w:szCs w:val="22"/>
+          <w:sz w:val="20"/>
+          <w:szCs w:val="20"/>
+        </w:rPr>
+      </w:pPr>
+      <w:r>
+        <w:rPr>
+          <w:sz w:val="20"/>
+          <w:szCs w:val="20"/>
         </w:rPr>
         <w:t>3.3. По окончанию оказания услуг Исполнитель обязуется предоставить в адрес Заказчика оригиналы первичных документов (акт выполненных работ) в соответствии с действующим законодательством РФ.</w:t>
       </w:r>
@@ -701,8 +509,6 @@
         <w:rPr>
           <w:rFonts w:ascii="Times New Roman" w:hAnsi="Times New Roman" w:cs="Times New Roman"/>
           <w:bCs/>
-          <w:sz w:val="22"/>
-          <w:szCs w:val="22"/>
         </w:rPr>
       </w:pPr>
     </w:p>
@@ -714,16 +520,12 @@
         <w:rPr>
           <w:rFonts w:ascii="Times New Roman" w:hAnsi="Times New Roman" w:cs="Times New Roman"/>
           <w:color w:val="000000"/>
-          <w:sz w:val="22"/>
-          <w:szCs w:val="22"/>
         </w:rPr>
       </w:pPr>
       <w:r>
         <w:rPr>
           <w:rFonts w:ascii="Times New Roman" w:hAnsi="Times New Roman" w:cs="Times New Roman"/>
           <w:color w:val="000000"/>
-          <w:sz w:val="22"/>
-          <w:szCs w:val="22"/>
         </w:rPr>
         <w:t>4. Ответственность сторон</w:t>
       </w:r>
@@ -731,22 +533,20 @@
     <w:p>
       <w:pPr>
         <w:pStyle w:val="20"/>
-        <w:rPr>
-          <w:sz w:val="22"/>
-          <w:szCs w:val="22"/>
-        </w:rPr>
-      </w:pPr>
-      <w:r>
-        <w:rPr>
-          <w:sz w:val="22"/>
-          <w:szCs w:val="22"/>
+        <w:jc w:val="left"/>
+        <w:rPr>
+          <w:sz w:val="20"/>
+        </w:rPr>
+      </w:pPr>
+      <w:r>
+        <w:rPr>
+          <w:sz w:val="20"/>
         </w:rPr>
         <w:t>4.1. Стороны за неисполнение или ненадлежащее исполнение обязательств по настоящему договору имеют право взыскать со стороны, нарушившей обязательство, пеню (штраф, иную санкцию) в соответствии с действующим законодательством РФ.</w:t>
       </w:r>
       <w:r>
         <w:rPr>
-          <w:sz w:val="22"/>
-          <w:szCs w:val="22"/>
+          <w:sz w:val="20"/>
         </w:rPr>
         <w:tab/>
       </w:r>
@@ -755,25 +555,26 @@
       <w:pPr>
         <w:pStyle w:val="21"/>
         <w:ind w:firstLine="567"/>
-      </w:pPr>
-      <w:r>
-        <w:rPr>
-          <w:sz w:val="22"/>
-          <w:szCs w:val="22"/>
+        <w:jc w:val="left"/>
+        <w:rPr>
+          <w:sz w:val="20"/>
+        </w:rPr>
+      </w:pPr>
+      <w:r>
+        <w:rPr>
+          <w:sz w:val="20"/>
         </w:rPr>
         <w:t>4.2. Взыскание любых неустоек, штрафов, пеней, процентов, предусмотренных законодательством РФ и/или настоящим договором, за нарушение любого обязательства, вытекающего из настоящего договора, не освобождает виновную сторону от исполнения такого обязательства в натуре. При этом в случае, если в результате нарушения одной из сторон любого из обязательств, вытекающих из настоящего договора, другой стороне были причинены убытки, последняя имеет право взыскать со стороны, нарушившей обязательство, указанные убытки.</w:t>
       </w:r>
       <w:r>
         <w:rPr>
-          <w:sz w:val="22"/>
-          <w:szCs w:val="22"/>
+          <w:sz w:val="20"/>
         </w:rPr>
         <w:tab/>
       </w:r>
       <w:r>
         <w:rPr>
-          <w:sz w:val="22"/>
-          <w:szCs w:val="22"/>
+          <w:sz w:val="20"/>
         </w:rPr>
         <w:tab/>
       </w:r>
@@ -782,36 +583,30 @@
       <w:pPr>
         <w:pStyle w:val="21"/>
         <w:ind w:firstLine="567"/>
-      </w:pPr>
-      <w:r>
-        <w:rPr>
-          <w:sz w:val="22"/>
-          <w:szCs w:val="22"/>
-        </w:rPr>
-        <w:t xml:space="preserve">4.3. Датой начисления сумм пени (штрафа, процентов), а также возмещения убытков по настоящему договору стороны договорились считать дату признания должником своего обязательства по уплате пени/штрафа/процентов, возмещению убытков или дату вступления в законную силу решения </w:t>
-      </w:r>
-      <w:r>
-        <w:rPr>
-          <w:sz w:val="22"/>
-          <w:szCs w:val="22"/>
-        </w:rPr>
-        <w:lastRenderedPageBreak/>
-        <w:t>суда, в котором установлена обязанность должника по уплате пени/штрафа/процентов, возмещению убытков.</w:t>
+        <w:jc w:val="left"/>
+        <w:rPr>
+          <w:sz w:val="20"/>
+        </w:rPr>
+      </w:pPr>
+      <w:r>
+        <w:rPr>
+          <w:sz w:val="20"/>
+        </w:rPr>
+        <w:t>4.3. Датой начисления сумм пени (штрафа, процентов), а также возмещения убытков по настоящему договору стороны договорились считать дату признания должником своего обязательства по уплате пени/штрафа/процентов, возмещению убытков или дату вступления в законную силу решения суда, в котором установлена обязанность должника по уплате пени/штрафа/процентов, возмещению убытков.</w:t>
       </w:r>
     </w:p>
     <w:p>
       <w:pPr>
         <w:pStyle w:val="a1"/>
         <w:ind w:firstLine="567"/>
-        <w:rPr>
-          <w:sz w:val="22"/>
-          <w:szCs w:val="22"/>
-        </w:rPr>
-      </w:pPr>
-      <w:r>
-        <w:rPr>
-          <w:sz w:val="22"/>
-          <w:szCs w:val="22"/>
+        <w:jc w:val="left"/>
+        <w:rPr>
+          <w:sz w:val="20"/>
+        </w:rPr>
+      </w:pPr>
+      <w:r>
+        <w:rPr>
+          <w:sz w:val="20"/>
         </w:rPr>
         <w:t>4.4. Во всем, что не оговорено условиями настоящего договора, Стороны будут руководствоваться действующим законодательством Российской Федерации.</w:t>
       </w:r>
@@ -820,8 +615,7 @@
       <w:pPr>
         <w:pStyle w:val="a1"/>
         <w:rPr>
-          <w:sz w:val="22"/>
-          <w:szCs w:val="22"/>
+          <w:sz w:val="20"/>
         </w:rPr>
       </w:pPr>
     </w:p>
@@ -833,16 +627,12 @@
         <w:rPr>
           <w:rFonts w:ascii="Times New Roman" w:hAnsi="Times New Roman" w:cs="Times New Roman"/>
           <w:color w:val="000000"/>
-          <w:sz w:val="22"/>
-          <w:szCs w:val="22"/>
         </w:rPr>
       </w:pPr>
       <w:r>
         <w:rPr>
           <w:rFonts w:ascii="Times New Roman" w:hAnsi="Times New Roman" w:cs="Times New Roman"/>
           <w:color w:val="000000"/>
-          <w:sz w:val="22"/>
-          <w:szCs w:val="22"/>
         </w:rPr>
         <w:t>5. Конфиденциальность</w:t>
       </w:r>
@@ -855,8 +645,6 @@
       <w:r>
         <w:rPr>
           <w:rFonts w:ascii="Times New Roman" w:hAnsi="Times New Roman" w:cs="Times New Roman"/>
-          <w:sz w:val="22"/>
-          <w:szCs w:val="22"/>
         </w:rPr>
         <w:t>5.1. Каждая из сторон согласилась считать весь объем информации, переданной и передаваемой Сторонами друг другу при заключении настоящего договора и в ходе исполнения обязательств, возникающих из настоящего договора, конфиденциальной информацией другой Стороны (в пределах, допускаемых действующим законодательством, - коммерческой тайной) другой стороны.</w:t>
       </w:r>
@@ -865,16 +653,9 @@
       <w:pPr>
         <w:ind w:firstLine="567"/>
         <w:jc w:val="both"/>
-        <w:rPr>
-          <w:sz w:val="22"/>
-          <w:szCs w:val="22"/>
-        </w:rPr>
-      </w:pPr>
-      <w:r>
-        <w:rPr>
-          <w:sz w:val="22"/>
-          <w:szCs w:val="22"/>
-        </w:rPr>
+      </w:pPr>
+      <w:r>
+        <w:lastRenderedPageBreak/>
         <w:t>5.2. Сам факт заключения настоящего договора не является конфиденциальной информацией, и может быть использован Исполнителем в качестве ссылок и рекомендаций в целях продвижения аналогичных услуг другим лицам.</w:t>
       </w:r>
     </w:p>
@@ -882,10 +663,6 @@
       <w:pPr>
         <w:ind w:firstLine="567"/>
         <w:jc w:val="both"/>
-        <w:rPr>
-          <w:sz w:val="22"/>
-          <w:szCs w:val="22"/>
-        </w:rPr>
       </w:pPr>
     </w:p>
     <w:p>
@@ -896,8 +673,6 @@
       <w:r>
         <w:rPr>
           <w:b/>
-          <w:sz w:val="22"/>
-          <w:szCs w:val="22"/>
         </w:rPr>
         <w:t>6. Срок действия договора.</w:t>
       </w:r>
@@ -908,15 +683,11 @@
         <w:jc w:val="center"/>
         <w:rPr>
           <w:b/>
-          <w:sz w:val="22"/>
-          <w:szCs w:val="22"/>
         </w:rPr>
       </w:pPr>
       <w:r>
         <w:rPr>
           <w:b/>
-          <w:sz w:val="22"/>
-          <w:szCs w:val="22"/>
         </w:rPr>
         <w:t>Порядок изменения, расторжения договора</w:t>
       </w:r>
@@ -924,56 +695,119 @@
     <w:p>
       <w:pPr>
         <w:pStyle w:val="11"/>
-      </w:pPr>
-      <w:r>
+        <w:jc w:val="left"/>
+        <w:rPr>
+          <w:sz w:val="20"/>
+          <w:szCs w:val="20"/>
+        </w:rPr>
+      </w:pPr>
+      <w:r>
+        <w:rPr>
+          <w:sz w:val="20"/>
+          <w:szCs w:val="20"/>
+        </w:rPr>
         <w:t>6.1. Условия настоящего договора имеют одинаковую обязательную силу для сторон и могут быть изменены по взаимному согласию с обязательным составлением письменного документа. После подписания настоящего договора все предварительные переговоры по нему, переписка, иные договоры и соглашения по вопросам, так или иначе касающимся настоящего договора, теряют юридическую силу.</w:t>
       </w:r>
     </w:p>
     <w:p>
       <w:pPr>
         <w:pStyle w:val="11"/>
-      </w:pPr>
-      <w:r>
+        <w:jc w:val="left"/>
+        <w:rPr>
+          <w:sz w:val="20"/>
+          <w:szCs w:val="20"/>
+        </w:rPr>
+      </w:pPr>
+      <w:r>
+        <w:rPr>
+          <w:sz w:val="20"/>
+          <w:szCs w:val="20"/>
+        </w:rPr>
         <w:t>6.2. Документы, направленные электронной/ факсимильной связью, имеют для Сторон юридическую силу до обмена оригиналами документов. Оригиналы документов Исполнитель передает Заказчику в день срока оказания Услуг.</w:t>
       </w:r>
     </w:p>
     <w:p>
       <w:pPr>
         <w:pStyle w:val="11"/>
-      </w:pPr>
-      <w:r>
+        <w:jc w:val="left"/>
+        <w:rPr>
+          <w:sz w:val="20"/>
+          <w:szCs w:val="20"/>
+        </w:rPr>
+      </w:pPr>
+      <w:r>
+        <w:rPr>
+          <w:sz w:val="20"/>
+          <w:szCs w:val="20"/>
+        </w:rPr>
         <w:t>6.3. Любая из сторон вправе досрочно расторгнуть договор, уведомив другую сторону за 30 дней.</w:t>
       </w:r>
     </w:p>
     <w:p>
       <w:pPr>
         <w:pStyle w:val="11"/>
-      </w:pPr>
-      <w:r>
+        <w:jc w:val="left"/>
+        <w:rPr>
+          <w:sz w:val="20"/>
+          <w:szCs w:val="20"/>
+        </w:rPr>
+      </w:pPr>
+      <w:r>
+        <w:rPr>
+          <w:sz w:val="20"/>
+          <w:szCs w:val="20"/>
+        </w:rPr>
         <w:t>6.4. Заказчик имеет право расторгнуть настоящий договор в одностороннем порядке, уведомив Исполнителя не менее, чем за 2 (два) дня до срока оказания Услуг, при наступлении условий, указанных в пункте 2.4.2 настоящего договора.</w:t>
       </w:r>
     </w:p>
     <w:p>
       <w:pPr>
         <w:pStyle w:val="11"/>
-      </w:pPr>
-      <w:r>
+        <w:jc w:val="left"/>
+        <w:rPr>
+          <w:sz w:val="20"/>
+          <w:szCs w:val="20"/>
+        </w:rPr>
+      </w:pPr>
+      <w:r>
+        <w:rPr>
+          <w:sz w:val="20"/>
+          <w:szCs w:val="20"/>
+        </w:rPr>
         <w:t>6.5. Настоящий договор вступает в силу с момента его подписания и действует до полного исполнения сторонами обязательств по нему.</w:t>
       </w:r>
     </w:p>
     <w:p>
       <w:pPr>
         <w:pStyle w:val="11"/>
-      </w:pPr>
-      <w:r>
+        <w:jc w:val="left"/>
+        <w:rPr>
+          <w:sz w:val="20"/>
+          <w:szCs w:val="20"/>
+        </w:rPr>
+      </w:pPr>
+      <w:r>
+        <w:rPr>
+          <w:sz w:val="20"/>
+          <w:szCs w:val="20"/>
+        </w:rPr>
         <w:t>6.6. Споры, возникшие у Сторон при исполнении настоящего договора, разрешаются в Арбитражном суде Иркутской области.</w:t>
       </w:r>
     </w:p>
     <w:p>
       <w:pPr>
         <w:pStyle w:val="11"/>
-      </w:pPr>
-      <w:r>
+        <w:jc w:val="left"/>
+        <w:rPr>
+          <w:sz w:val="20"/>
+          <w:szCs w:val="20"/>
+        </w:rPr>
+      </w:pPr>
+      <w:r>
+        <w:rPr>
+          <w:sz w:val="20"/>
+          <w:szCs w:val="20"/>
+        </w:rPr>
         <w:t>6.7. Настоящий договор составлен в двух экземплярах, имеющих одинаковую юридическую силу, по одному для каждой из сторон.</w:t>
       </w:r>
     </w:p>
@@ -985,8 +819,6 @@
         <w:rPr>
           <w:rFonts w:ascii="Times New Roman" w:hAnsi="Times New Roman" w:cs="Times New Roman"/>
           <w:b/>
-          <w:sz w:val="22"/>
-          <w:szCs w:val="22"/>
         </w:rPr>
       </w:pPr>
     </w:p>
@@ -998,16 +830,12 @@
         <w:rPr>
           <w:rFonts w:ascii="Times New Roman" w:hAnsi="Times New Roman" w:cs="Times New Roman"/>
           <w:b/>
-          <w:sz w:val="22"/>
-          <w:szCs w:val="22"/>
         </w:rPr>
       </w:pPr>
       <w:r>
         <w:rPr>
           <w:rFonts w:ascii="Times New Roman" w:hAnsi="Times New Roman" w:cs="Times New Roman"/>
           <w:b/>
-          <w:sz w:val="22"/>
-          <w:szCs w:val="22"/>
         </w:rPr>
         <w:t>7. Юридические адреса и банковские реквизиты сторон.</w:t>
       </w:r>
@@ -1020,8 +848,6 @@
         <w:rPr>
           <w:rFonts w:ascii="Times New Roman" w:hAnsi="Times New Roman" w:cs="Times New Roman"/>
           <w:b/>
-          <w:sz w:val="22"/>
-          <w:szCs w:val="22"/>
         </w:rPr>
       </w:pPr>
     </w:p>
@@ -1045,8 +871,16 @@
             <w:pPr>
               <w:pStyle w:val="11"/>
               <w:ind w:firstLine="0"/>
+              <w:rPr>
+                <w:sz w:val="20"/>
+                <w:szCs w:val="20"/>
+              </w:rPr>
             </w:pPr>
             <w:r>
+              <w:rPr>
+                <w:sz w:val="20"/>
+                <w:szCs w:val="20"/>
+              </w:rPr>
               <w:t xml:space="preserve">   Исполнитель:</w:t>
             </w:r>
           </w:p>
@@ -1054,6 +888,10 @@
             <w:pPr>
               <w:pStyle w:val="11"/>
               <w:ind w:firstLine="0"/>
+              <w:rPr>
+                <w:sz w:val="20"/>
+                <w:szCs w:val="20"/>
+              </w:rPr>
             </w:pPr>
           </w:p>
           <w:tbl>
@@ -1082,8 +920,6 @@
                     <w:snapToGrid w:val="0"/>
                     <w:rPr>
                       <w:color w:val="000000"/>
-                      <w:sz w:val="22"/>
-                      <w:szCs w:val="22"/>
                     </w:rPr>
                   </w:pPr>
                 </w:p>
@@ -1099,16 +935,16 @@
                     <w:rPr>
                       <w:b/>
                       <w:color w:val="000000"/>
-                      <w:sz w:val="22"/>
-                      <w:szCs w:val="22"/>
+                      <w:sz w:val="20"/>
+                      <w:szCs w:val="20"/>
                     </w:rPr>
                   </w:pPr>
                   <w:r>
                     <w:rPr>
                       <w:b/>
                       <w:color w:val="000000"/>
-                      <w:sz w:val="22"/>
-                      <w:szCs w:val="22"/>
+                      <w:sz w:val="20"/>
+                      <w:szCs w:val="20"/>
                     </w:rPr>
                     <w:t>Индивидуальный предприниматель Очирова Оксана Эдуардовна</w:t>
                   </w:r>
@@ -1118,14 +954,14 @@
                     <w:pStyle w:val="docdata"/>
                     <w:spacing w:line="240" w:lineRule="atLeast"/>
                     <w:rPr>
-                      <w:sz w:val="22"/>
-                      <w:szCs w:val="22"/>
+                      <w:sz w:val="20"/>
+                      <w:szCs w:val="20"/>
                     </w:rPr>
                   </w:pPr>
                   <w:r>
                     <w:rPr>
-                      <w:sz w:val="22"/>
-                      <w:szCs w:val="22"/>
+                      <w:sz w:val="20"/>
+                      <w:szCs w:val="20"/>
                     </w:rPr>
                     <w:t>Россия, Республика Бурятия, г. Улан-Удэ, пр. Строителей, д.62, кв. 49</w:t>
                   </w:r>
@@ -1134,11 +970,15 @@
                   <w:pPr>
                     <w:pStyle w:val="docdata"/>
                     <w:spacing w:line="240" w:lineRule="atLeast"/>
+                    <w:rPr>
+                      <w:sz w:val="20"/>
+                      <w:szCs w:val="20"/>
+                    </w:rPr>
                   </w:pPr>
                   <w:r>
                     <w:rPr>
-                      <w:sz w:val="22"/>
-                      <w:szCs w:val="22"/>
+                      <w:sz w:val="20"/>
+                      <w:szCs w:val="20"/>
                     </w:rPr>
                     <w:t>ИНН 032315540193</w:t>
                   </w:r>
@@ -1148,14 +988,14 @@
                     <w:pStyle w:val="docdata"/>
                     <w:spacing w:line="240" w:lineRule="atLeast"/>
                     <w:rPr>
-                      <w:sz w:val="22"/>
-                      <w:szCs w:val="22"/>
+                      <w:sz w:val="20"/>
+                      <w:szCs w:val="20"/>
                     </w:rPr>
                   </w:pPr>
                   <w:r>
                     <w:rPr>
-                      <w:sz w:val="22"/>
-                      <w:szCs w:val="22"/>
+                      <w:sz w:val="20"/>
+                      <w:szCs w:val="20"/>
                     </w:rPr>
                     <w:t xml:space="preserve">ОГРНИП </w:t>
                   </w:r>
@@ -1163,8 +1003,8 @@
                     <w:rPr>
                       <w:rFonts w:ascii="Roboto;Times New Roman" w:hAnsi="Roboto;Times New Roman" w:cs="Roboto;Times New Roman"/>
                       <w:color w:val="000000"/>
-                      <w:sz w:val="22"/>
-                      <w:szCs w:val="22"/>
+                      <w:sz w:val="20"/>
+                      <w:szCs w:val="20"/>
                       <w:shd w:val="clear" w:color="auto" w:fill="FFFFFF"/>
                     </w:rPr>
                     <w:t>324030000047932</w:t>
@@ -1175,16 +1015,16 @@
                     <w:pStyle w:val="docdata"/>
                     <w:spacing w:line="240" w:lineRule="atLeast"/>
                     <w:rPr>
-                      <w:sz w:val="22"/>
-                      <w:szCs w:val="22"/>
+                      <w:sz w:val="20"/>
+                      <w:szCs w:val="20"/>
                     </w:rPr>
                   </w:pPr>
                   <w:r>
                     <w:rPr>
                       <w:rFonts w:ascii="Roboto;Times New Roman" w:hAnsi="Roboto;Times New Roman" w:cs="Roboto;Times New Roman"/>
                       <w:color w:val="000000"/>
-                      <w:sz w:val="22"/>
-                      <w:szCs w:val="22"/>
+                      <w:sz w:val="20"/>
+                      <w:szCs w:val="20"/>
                       <w:shd w:val="clear" w:color="auto" w:fill="FFFFFF"/>
                     </w:rPr>
                     <w:t>АО «</w:t>
@@ -1194,8 +1034,8 @@
                     <w:rPr>
                       <w:rFonts w:ascii="Roboto;Times New Roman" w:hAnsi="Roboto;Times New Roman" w:cs="Roboto;Times New Roman"/>
                       <w:color w:val="000000"/>
-                      <w:sz w:val="22"/>
-                      <w:szCs w:val="22"/>
+                      <w:sz w:val="20"/>
+                      <w:szCs w:val="20"/>
                       <w:shd w:val="clear" w:color="auto" w:fill="FFFFFF"/>
                     </w:rPr>
                     <w:t>ТБанк</w:t>
@@ -1205,8 +1045,8 @@
                     <w:rPr>
                       <w:rFonts w:ascii="Roboto;Times New Roman" w:hAnsi="Roboto;Times New Roman" w:cs="Roboto;Times New Roman"/>
                       <w:color w:val="000000"/>
-                      <w:sz w:val="22"/>
-                      <w:szCs w:val="22"/>
+                      <w:sz w:val="20"/>
+                      <w:szCs w:val="20"/>
                       <w:shd w:val="clear" w:color="auto" w:fill="FFFFFF"/>
                     </w:rPr>
                     <w:t>»</w:t>
@@ -1229,8 +1069,6 @@
                     <w:snapToGrid w:val="0"/>
                     <w:rPr>
                       <w:color w:val="000000"/>
-                      <w:sz w:val="22"/>
-                      <w:szCs w:val="22"/>
                     </w:rPr>
                   </w:pPr>
                 </w:p>
@@ -1242,16 +1080,8 @@
                 <w:p>
                   <w:pPr>
                     <w:spacing w:line="240" w:lineRule="atLeast"/>
-                    <w:rPr>
-                      <w:sz w:val="22"/>
-                      <w:szCs w:val="22"/>
-                    </w:rPr>
                   </w:pPr>
                   <w:r>
-                    <w:rPr>
-                      <w:sz w:val="22"/>
-                      <w:szCs w:val="22"/>
-                    </w:rPr>
                     <w:t>БИК 044525974</w:t>
                   </w:r>
                 </w:p>
@@ -1261,15 +1091,11 @@
                     <w:spacing w:before="0" w:after="0" w:line="240" w:lineRule="atLeast"/>
                     <w:rPr>
                       <w:rFonts w:ascii="Times New Roman" w:eastAsia="Times New Roman" w:hAnsi="Times New Roman" w:cs="Times New Roman"/>
-                      <w:sz w:val="22"/>
-                      <w:szCs w:val="22"/>
                     </w:rPr>
                   </w:pPr>
                   <w:r>
                     <w:rPr>
                       <w:rFonts w:ascii="Times New Roman" w:eastAsia="Times New Roman" w:hAnsi="Times New Roman" w:cs="Times New Roman"/>
-                      <w:sz w:val="22"/>
-                      <w:szCs w:val="22"/>
                     </w:rPr>
                     <w:t>р/с 40802810500007432200</w:t>
                   </w:r>
@@ -1277,32 +1103,16 @@
                 <w:p>
                   <w:pPr>
                     <w:spacing w:line="240" w:lineRule="atLeast"/>
-                    <w:rPr>
-                      <w:sz w:val="22"/>
-                      <w:szCs w:val="22"/>
-                    </w:rPr>
                   </w:pPr>
                   <w:r>
-                    <w:rPr>
-                      <w:sz w:val="22"/>
-                      <w:szCs w:val="22"/>
-                    </w:rPr>
                     <w:t>к/с 30101810145250000974</w:t>
                   </w:r>
                 </w:p>
                 <w:p>
                   <w:pPr>
                     <w:spacing w:line="240" w:lineRule="atLeast"/>
-                    <w:rPr>
-                      <w:sz w:val="22"/>
-                      <w:szCs w:val="22"/>
-                    </w:rPr>
                   </w:pPr>
                   <w:r>
-                    <w:rPr>
-                      <w:sz w:val="22"/>
-                      <w:szCs w:val="22"/>
-                    </w:rPr>
                     <w:t>msk@goodnight.show</w:t>
                   </w:r>
                 </w:p>
@@ -1310,8 +1120,6 @@
                   <w:pPr>
                     <w:spacing w:line="240" w:lineRule="atLeast"/>
                     <w:rPr>
-                      <w:sz w:val="22"/>
-                      <w:szCs w:val="22"/>
                       <w:shd w:val="clear" w:color="auto" w:fill="FFFFFF"/>
                     </w:rPr>
                   </w:pPr>
@@ -1333,8 +1141,6 @@
                     <w:snapToGrid w:val="0"/>
                     <w:rPr>
                       <w:color w:val="000000"/>
-                      <w:sz w:val="22"/>
-                      <w:szCs w:val="22"/>
                       <w:shd w:val="clear" w:color="auto" w:fill="FFFFFF"/>
                     </w:rPr>
                   </w:pPr>
@@ -1352,22 +1158,21 @@
                     <w:rPr>
                       <w:rFonts w:ascii="Times New Roman" w:hAnsi="Times New Roman" w:cs="Times New Roman"/>
                       <w:color w:val="000000"/>
-                      <w:sz w:val="24"/>
-                      <w:szCs w:val="24"/>
                     </w:rPr>
                   </w:pPr>
                 </w:p>
               </w:tc>
             </w:tr>
           </w:tbl>
-          <w:p>
-            <w:pPr>
-              <w:rPr>
-                <w:sz w:val="22"/>
-                <w:szCs w:val="22"/>
-              </w:rPr>
-            </w:pPr>
-          </w:p>
+          <w:p/>
+          <w:p/>
+          <w:p/>
+          <w:p/>
+          <w:p/>
+          <w:p/>
+          <w:p/>
+          <w:p/>
+          <w:p/>
         </w:tc>
         <w:tc>
           <w:tcPr>
@@ -1377,14 +1182,26 @@
             <w:pPr>
               <w:pStyle w:val="11"/>
               <w:ind w:firstLine="0"/>
+              <w:rPr>
+                <w:sz w:val="20"/>
+                <w:szCs w:val="20"/>
+              </w:rPr>
             </w:pPr>
             <w:r>
+              <w:rPr>
+                <w:sz w:val="20"/>
+                <w:szCs w:val="20"/>
+              </w:rPr>
               <w:t>Заказчик:</w:t>
             </w:r>
           </w:p>
           <w:p>
             <w:pPr>
               <w:pStyle w:val="11"/>
+              <w:rPr>
+                <w:sz w:val="20"/>
+                <w:szCs w:val="20"/>
+              </w:rPr>
             </w:pPr>
           </w:p>
           <w:tbl>
@@ -1413,15 +1230,11 @@
                   <w:pPr>
                     <w:rPr>
                       <w:b/>
-                      <w:sz w:val="24"/>
-                      <w:szCs w:val="24"/>
                     </w:rPr>
                   </w:pPr>
                   <w:r>
                     <w:rPr>
                       <w:b/>
-                      <w:sz w:val="24"/>
-                      <w:szCs w:val="24"/>
                     </w:rPr>
                     <w:t>[[ЗАК]]</w:t>
                   </w:r>
@@ -1443,8 +1256,6 @@
                     <w:rPr>
                       <w:b/>
                       <w:bCs/>
-                      <w:sz w:val="22"/>
-                      <w:szCs w:val="22"/>
                     </w:rPr>
                   </w:pPr>
                 </w:p>
@@ -1464,27 +1275,19 @@
                     <w:widowControl w:val="0"/>
                     <w:rPr>
                       <w:rFonts w:ascii="Times New Roman" w:hAnsi="Times New Roman" w:cs="Times New Roman"/>
+                      <w:sz w:val="20"/>
+                      <w:szCs w:val="20"/>
                       <w:lang w:val="ru-RU"/>
                     </w:rPr>
                   </w:pPr>
                   <w:r>
                     <w:rPr>
                       <w:rFonts w:ascii="Times New Roman" w:hAnsi="Times New Roman" w:cs="Times New Roman"/>
+                      <w:sz w:val="20"/>
+                      <w:szCs w:val="20"/>
                       <w:lang w:val="ru-RU"/>
                     </w:rPr>
                     <w:t>Юридический адрес: [[ЗАК_АДР]]</w:t>
-                  </w:r>
-                  <w:r>
-                    <w:rPr>
-                      <w:rFonts w:ascii="Times New Roman" w:hAnsi="Times New Roman" w:cs="Times New Roman"/>
-                      <w:lang w:val="ru-RU"/>
-                    </w:rPr>
-                  </w:r>
-                  <w:r>
-                    <w:rPr>
-                      <w:rFonts w:ascii="Times New Roman" w:hAnsi="Times New Roman" w:cs="Times New Roman"/>
-                      <w:lang w:val="ru-RU"/>
-                    </w:rPr>
                   </w:r>
                 </w:p>
                 <w:p>
@@ -1493,21 +1296,19 @@
                     <w:widowControl w:val="0"/>
                     <w:rPr>
                       <w:rFonts w:ascii="Times New Roman" w:hAnsi="Times New Roman" w:cs="Times New Roman"/>
+                      <w:sz w:val="20"/>
+                      <w:szCs w:val="20"/>
                       <w:lang w:val="ru-RU"/>
                     </w:rPr>
                   </w:pPr>
                   <w:r>
                     <w:rPr>
                       <w:rFonts w:ascii="Times New Roman" w:hAnsi="Times New Roman" w:cs="Times New Roman"/>
+                      <w:sz w:val="20"/>
+                      <w:szCs w:val="20"/>
                       <w:lang w:val="ru-RU"/>
                     </w:rPr>
                     <w:t>Фактический адрес: [[ЗАК_АДР]]</w:t>
-                  </w:r>
-                  <w:r>
-                    <w:rPr>
-                      <w:rFonts w:ascii="Times New Roman" w:hAnsi="Times New Roman" w:cs="Times New Roman"/>
-                      <w:lang w:val="ru-RU"/>
-                    </w:rPr>
                   </w:r>
                 </w:p>
               </w:tc>
@@ -1526,14 +1327,16 @@
                     <w:rPr>
                       <w:rFonts w:ascii="Roboto;Times New Roman" w:hAnsi="Roboto;Times New Roman" w:cs="Roboto;Times New Roman"/>
                       <w:color w:val="000000"/>
+                      <w:sz w:val="20"/>
+                      <w:szCs w:val="20"/>
                       <w:shd w:val="clear" w:color="auto" w:fill="FFFFFF"/>
                     </w:rPr>
                   </w:pPr>
                   <w:r>
                     <w:rPr>
                       <w:rFonts w:ascii="Times New Roman" w:hAnsi="Times New Roman" w:cs="Times New Roman"/>
-                      <w:sz w:val="22"/>
-                      <w:szCs w:val="22"/>
+                      <w:sz w:val="20"/>
+                      <w:szCs w:val="20"/>
                     </w:rPr>
                     <w:t>ОГРН [[ОГРН]]</w:t>
                   </w:r>
@@ -1543,15 +1346,15 @@
                     <w:pStyle w:val="af2"/>
                     <w:rPr>
                       <w:rFonts w:ascii="Times New Roman" w:hAnsi="Times New Roman" w:cs="Times New Roman"/>
-                      <w:sz w:val="22"/>
-                      <w:szCs w:val="22"/>
+                      <w:sz w:val="20"/>
+                      <w:szCs w:val="20"/>
                     </w:rPr>
                   </w:pPr>
                   <w:r>
                     <w:rPr>
                       <w:rFonts w:ascii="Times New Roman" w:hAnsi="Times New Roman" w:cs="Times New Roman"/>
-                      <w:sz w:val="22"/>
-                      <w:szCs w:val="22"/>
+                      <w:sz w:val="20"/>
+                      <w:szCs w:val="20"/>
                     </w:rPr>
                     <w:t>ИНН [[ИНН]] / КПП [[КПП]]</w:t>
                   </w:r>
@@ -1561,15 +1364,15 @@
                     <w:pStyle w:val="af2"/>
                     <w:rPr>
                       <w:rFonts w:ascii="Times New Roman" w:hAnsi="Times New Roman" w:cs="Times New Roman"/>
-                      <w:sz w:val="22"/>
-                      <w:szCs w:val="22"/>
+                      <w:sz w:val="20"/>
+                      <w:szCs w:val="20"/>
                     </w:rPr>
                   </w:pPr>
                   <w:r>
                     <w:rPr>
                       <w:rFonts w:ascii="Times New Roman" w:hAnsi="Times New Roman" w:cs="Times New Roman"/>
-                      <w:sz w:val="22"/>
-                      <w:szCs w:val="22"/>
+                      <w:sz w:val="20"/>
+                      <w:szCs w:val="20"/>
                     </w:rPr>
                     <w:t>БИК [[БИК]]</w:t>
                   </w:r>
@@ -1579,116 +1382,33 @@
                     <w:pStyle w:val="af2"/>
                     <w:rPr>
                       <w:rFonts w:ascii="Times New Roman" w:hAnsi="Times New Roman" w:cs="Times New Roman"/>
-                      <w:sz w:val="22"/>
-                      <w:szCs w:val="22"/>
-                    </w:rPr>
-                  </w:pPr>
-                </w:p>
-                <w:p>
-                  <w:pPr>
-                    <w:pStyle w:val="af2"/>
-                    <w:rPr>
-                      <w:rFonts w:ascii="Times New Roman" w:hAnsi="Times New Roman" w:cs="Times New Roman"/>
-                      <w:sz w:val="22"/>
-                      <w:szCs w:val="22"/>
+                      <w:sz w:val="20"/>
+                      <w:szCs w:val="20"/>
                     </w:rPr>
                   </w:pPr>
                   <w:r>
                     <w:rPr>
                       <w:rFonts w:ascii="Times New Roman" w:hAnsi="Times New Roman" w:cs="Times New Roman"/>
-                      <w:sz w:val="22"/>
-                      <w:szCs w:val="22"/>
+                      <w:sz w:val="20"/>
+                      <w:szCs w:val="20"/>
                     </w:rPr>
                     <w:t>Расчетный счет № [[РС]]</w:t>
                   </w:r>
                 </w:p>
                 <w:p>
-                  <w:pPr>
-                    <w:rPr>
-                      <w:sz w:val="22"/>
-                      <w:szCs w:val="22"/>
-                    </w:rPr>
-                  </w:pPr>
                   <w:r>
-                    <w:rPr>
-                      <w:sz w:val="22"/>
-                      <w:szCs w:val="22"/>
-                    </w:rPr>
                     <w:t>к/с № [[КС]]</w:t>
                   </w:r>
                 </w:p>
-                <w:p>
-                  <w:pPr>
-                    <w:rPr>
-                      <w:sz w:val="22"/>
-                      <w:szCs w:val="22"/>
-                    </w:rPr>
-                  </w:pPr>
-                </w:p>
-                <w:p>
-                  <w:pPr>
-                    <w:rPr>
-                      <w:sz w:val="22"/>
-                      <w:szCs w:val="22"/>
-                    </w:rPr>
-                  </w:pPr>
-                </w:p>
-                <w:p>
-                  <w:pPr>
-                    <w:rPr>
-                      <w:sz w:val="22"/>
-                      <w:szCs w:val="22"/>
-                    </w:rPr>
-                  </w:pPr>
-                </w:p>
-                <w:p>
-                  <w:pPr>
-                    <w:rPr>
-                      <w:sz w:val="22"/>
-                      <w:szCs w:val="22"/>
-                    </w:rPr>
-                  </w:pPr>
-                </w:p>
-                <w:p>
-                  <w:pPr>
-                    <w:rPr>
-                      <w:sz w:val="22"/>
-                      <w:szCs w:val="22"/>
-                    </w:rPr>
-                  </w:pPr>
-                </w:p>
-                <w:p>
-                  <w:pPr>
-                    <w:rPr>
-                      <w:sz w:val="22"/>
-                      <w:szCs w:val="22"/>
-                    </w:rPr>
-                  </w:pPr>
-                </w:p>
-                <w:p>
-                  <w:pPr>
-                    <w:rPr>
-                      <w:sz w:val="22"/>
-                      <w:szCs w:val="22"/>
-                    </w:rPr>
-                  </w:pPr>
-                </w:p>
-                <w:p>
-                  <w:pPr>
-                    <w:rPr>
-                      <w:sz w:val="22"/>
-                      <w:szCs w:val="22"/>
-                    </w:rPr>
-                  </w:pPr>
-                </w:p>
-                <w:p>
-                  <w:pPr>
-                    <w:rPr>
-                      <w:sz w:val="22"/>
-                      <w:szCs w:val="22"/>
-                    </w:rPr>
-                  </w:pPr>
-                </w:p>
+                <w:p/>
+                <w:p/>
+                <w:p/>
+                <w:p/>
+                <w:p/>
+                <w:p/>
+                <w:p/>
+                <w:p/>
+                <w:p/>
               </w:tc>
             </w:tr>
             <w:tr>
@@ -1703,10 +1423,6 @@
                   <w:pPr>
                     <w:snapToGrid w:val="0"/>
                     <w:jc w:val="both"/>
-                    <w:rPr>
-                      <w:sz w:val="22"/>
-                      <w:szCs w:val="22"/>
-                    </w:rPr>
                   </w:pPr>
                 </w:p>
               </w:tc>
@@ -1715,10 +1431,6 @@
           <w:p>
             <w:pPr>
               <w:jc w:val="both"/>
-              <w:rPr>
-                <w:sz w:val="22"/>
-                <w:szCs w:val="22"/>
-              </w:rPr>
             </w:pPr>
           </w:p>
         </w:tc>
@@ -1732,18 +1444,13 @@
         <w:rPr>
           <w:rFonts w:ascii="Times New Roman" w:hAnsi="Times New Roman" w:cs="Times New Roman"/>
           <w:b/>
-          <w:sz w:val="22"/>
-          <w:szCs w:val="22"/>
         </w:rPr>
       </w:pPr>
       <w:r>
         <w:rPr>
           <w:rFonts w:ascii="Times New Roman" w:hAnsi="Times New Roman" w:cs="Times New Roman"/>
           <w:b/>
-          <w:sz w:val="22"/>
-          <w:szCs w:val="22"/>
-        </w:rPr>
-        <w:lastRenderedPageBreak/>
+        </w:rPr>
         <w:t>8. Подписи сторон</w:t>
       </w:r>
     </w:p>
@@ -1755,8 +1462,6 @@
         <w:rPr>
           <w:rFonts w:ascii="Times New Roman" w:hAnsi="Times New Roman" w:cs="Times New Roman"/>
           <w:b/>
-          <w:sz w:val="22"/>
-          <w:szCs w:val="22"/>
         </w:rPr>
       </w:pPr>
     </w:p>
@@ -1782,29 +1487,57 @@
           <w:p>
             <w:pPr>
               <w:pStyle w:val="11"/>
+              <w:rPr>
+                <w:sz w:val="20"/>
+                <w:szCs w:val="20"/>
+              </w:rPr>
             </w:pPr>
             <w:r>
+              <w:rPr>
+                <w:sz w:val="20"/>
+                <w:szCs w:val="20"/>
+              </w:rPr>
               <w:t>Индивидуальный Предприниматель</w:t>
             </w:r>
           </w:p>
           <w:p>
             <w:pPr>
               <w:pStyle w:val="11"/>
+              <w:rPr>
+                <w:sz w:val="20"/>
+                <w:szCs w:val="20"/>
+              </w:rPr>
             </w:pPr>
             <w:r>
+              <w:rPr>
+                <w:sz w:val="20"/>
+                <w:szCs w:val="20"/>
+              </w:rPr>
               <w:t>Очирова Оксана Эдуардовна</w:t>
             </w:r>
           </w:p>
           <w:p>
             <w:pPr>
               <w:pStyle w:val="11"/>
+              <w:rPr>
+                <w:sz w:val="20"/>
+                <w:szCs w:val="20"/>
+              </w:rPr>
             </w:pPr>
           </w:p>
           <w:p>
             <w:pPr>
               <w:pStyle w:val="11"/>
+              <w:rPr>
+                <w:sz w:val="20"/>
+                <w:szCs w:val="20"/>
+              </w:rPr>
             </w:pPr>
             <w:r>
+              <w:rPr>
+                <w:sz w:val="20"/>
+                <w:szCs w:val="20"/>
+              </w:rPr>
               <w:t>________________ Очирова О.Э.</w:t>
             </w:r>
           </w:p>
@@ -1814,32 +1547,12 @@
             <w:tcW w:w="5211" w:type="dxa"/>
           </w:tcPr>
           <w:p>
-            <w:pPr>
-              <w:rPr>
-                <w:sz w:val="22"/>
-                <w:szCs w:val="22"/>
-              </w:rPr>
-            </w:pPr>
             <w:r>
-              <w:rPr>
-                <w:sz w:val="22"/>
-                <w:szCs w:val="22"/>
-              </w:rPr>
               <w:t>Генеральный директор [[ЗАК]]</w:t>
             </w:r>
           </w:p>
           <w:p>
-            <w:pPr>
-              <w:rPr>
-                <w:sz w:val="22"/>
-                <w:szCs w:val="22"/>
-              </w:rPr>
-            </w:pPr>
             <w:r>
-              <w:rPr>
-                <w:sz w:val="22"/>
-                <w:szCs w:val="22"/>
-              </w:rPr>
               <w:t>[[ДИР]]</w:t>
             </w:r>
           </w:p>
@@ -1848,8 +1561,8 @@
               <w:pStyle w:val="ad"/>
               <w:ind w:left="0"/>
               <w:rPr>
-                <w:sz w:val="22"/>
-                <w:szCs w:val="22"/>
+                <w:sz w:val="20"/>
+                <w:szCs w:val="20"/>
               </w:rPr>
             </w:pPr>
           </w:p>
@@ -1858,14 +1571,14 @@
               <w:pStyle w:val="ad"/>
               <w:ind w:left="0"/>
               <w:rPr>
-                <w:sz w:val="22"/>
-                <w:szCs w:val="22"/>
+                <w:sz w:val="20"/>
+                <w:szCs w:val="20"/>
               </w:rPr>
             </w:pPr>
             <w:r>
               <w:rPr>
-                <w:sz w:val="22"/>
-                <w:szCs w:val="22"/>
+                <w:sz w:val="20"/>
+                <w:szCs w:val="20"/>
               </w:rPr>
               <w:t xml:space="preserve">                                             _________________[[ДИР_ИНИ]]</w:t>
             </w:r>

--- a/template_dogovor_new.docx
+++ b/template_dogovor_new.docx
@@ -106,25 +106,7 @@
         <w:rPr>
           <w:b/>
         </w:rPr>
-        <w:t>[[</w:t>
-      </w:r>
-      <w:r>
-        <w:rPr>
-          <w:b/>
-        </w:rPr>
-        <w:t>ЗАК</w:t>
-      </w:r>
-      <w:r>
-        <w:rPr>
-          <w:b/>
-        </w:rPr>
-        <w:t>]]</w:t>
-      </w:r>
-      <w:r>
-        <w:rPr>
-          <w:b/>
-        </w:rPr>
-        <w:t>, именуемое в дальнейшем Заказчик, в лице Генерального Директора [[ДИР]], действующего на основании Устава с одной стороны и</w:t>
+        <w:t>[[ЗАК]], именуемое в дальнейшем Заказчик, в лице Генерального Директора [[ДИР]], действующего на основании Устава с одной стороны и</w:t>
       </w:r>
     </w:p>
     <w:p>
@@ -1287,7 +1269,7 @@
                       <w:szCs w:val="20"/>
                       <w:lang w:val="ru-RU"/>
                     </w:rPr>
-                    <w:t>Юридический адрес: [[ЗАК_АДР]]</w:t>
+                    <w:t xml:space="preserve"> [[ЗАК_АДР]]</w:t>
                   </w:r>
                 </w:p>
                 <w:p>
@@ -1308,7 +1290,7 @@
                       <w:szCs w:val="20"/>
                       <w:lang w:val="ru-RU"/>
                     </w:rPr>
-                    <w:t>Фактический адрес: [[ЗАК_АДР]]</w:t>
+                    <w:t xml:space="preserve"> [[ЗАК_АДР]]</w:t>
                   </w:r>
                 </w:p>
               </w:tc>
@@ -1483,10 +1465,12 @@
         <w:tc>
           <w:tcPr>
             <w:tcW w:w="5211" w:type="dxa"/>
+            <w:vAlign w:val="bottom"/>
           </w:tcPr>
           <w:p>
             <w:pPr>
               <w:pStyle w:val="11"/>
+              <w:jc w:val="left"/>
               <w:rPr>
                 <w:sz w:val="20"/>
                 <w:szCs w:val="20"/>
@@ -1503,6 +1487,7 @@
           <w:p>
             <w:pPr>
               <w:pStyle w:val="11"/>
+              <w:jc w:val="left"/>
               <w:rPr>
                 <w:sz w:val="20"/>
                 <w:szCs w:val="20"/>
@@ -1519,6 +1504,7 @@
           <w:p>
             <w:pPr>
               <w:pStyle w:val="11"/>
+              <w:jc w:val="left"/>
               <w:rPr>
                 <w:sz w:val="20"/>
                 <w:szCs w:val="20"/>
@@ -1528,6 +1514,7 @@
           <w:p>
             <w:pPr>
               <w:pStyle w:val="11"/>
+              <w:jc w:val="left"/>
               <w:rPr>
                 <w:sz w:val="20"/>
                 <w:szCs w:val="20"/>
@@ -1545,6 +1532,7 @@
         <w:tc>
           <w:tcPr>
             <w:tcW w:w="5211" w:type="dxa"/>
+            <w:vAlign w:val="bottom"/>
           </w:tcPr>
           <w:p>
             <w:r>

--- a/template_dogovor_new.docx
+++ b/template_dogovor_new.docx
@@ -63,21 +63,7 @@
         <w:rPr>
           <w:color w:val="000000"/>
         </w:rPr>
-        <w:t xml:space="preserve">г. Москва                                                                                                                               </w:t>
-      </w:r>
-      <w:proofErr w:type="gramStart"/>
-      <w:r>
-        <w:rPr>
-          <w:color w:val="000000"/>
-        </w:rPr>
-        <w:t xml:space="preserve">   «</w:t>
-      </w:r>
-      <w:proofErr w:type="gramEnd"/>
-      <w:r>
-        <w:rPr>
-          <w:color w:val="000000"/>
-        </w:rPr>
-        <w:t>[[ДЕНЬ]]» [[МЕС_ГОД]]</w:t>
+        <w:t>г. Москва                                                                                                                                  «[[ДЕНЬ]]» [[МЕС_ГОД]]</w:t>
       </w:r>
       <w:r>
         <w:rPr>
@@ -187,15 +173,7 @@
         <w:jc w:val="both"/>
       </w:pPr>
       <w:r>
-        <w:t xml:space="preserve">1.1. Заказчик поручает, а Исполнитель обязуется оказать услуги по организации и проведению мероприятия в формате </w:t>
-      </w:r>
-      <w:proofErr w:type="spellStart"/>
-      <w:r>
-        <w:t>командообразующей</w:t>
-      </w:r>
-      <w:proofErr w:type="spellEnd"/>
-      <w:r>
-        <w:t xml:space="preserve"> игры по мотивам телепередач «</w:t>
+        <w:t>1.1. Заказчик поручает, а Исполнитель обязуется оказать услуги по организации и проведению мероприятия в формате командообразующей игры по мотивам телепередач «</w:t>
       </w:r>
       <w:r>
         <w:rPr>
@@ -1009,29 +987,7 @@
                       <w:szCs w:val="20"/>
                       <w:shd w:val="clear" w:color="auto" w:fill="FFFFFF"/>
                     </w:rPr>
-                    <w:t>АО «</w:t>
-                  </w:r>
-                  <w:proofErr w:type="spellStart"/>
-                  <w:r>
-                    <w:rPr>
-                      <w:rFonts w:ascii="Roboto;Times New Roman" w:hAnsi="Roboto;Times New Roman" w:cs="Roboto;Times New Roman"/>
-                      <w:color w:val="000000"/>
-                      <w:sz w:val="20"/>
-                      <w:szCs w:val="20"/>
-                      <w:shd w:val="clear" w:color="auto" w:fill="FFFFFF"/>
-                    </w:rPr>
-                    <w:t>ТБанк</w:t>
-                  </w:r>
-                  <w:proofErr w:type="spellEnd"/>
-                  <w:r>
-                    <w:rPr>
-                      <w:rFonts w:ascii="Roboto;Times New Roman" w:hAnsi="Roboto;Times New Roman" w:cs="Roboto;Times New Roman"/>
-                      <w:color w:val="000000"/>
-                      <w:sz w:val="20"/>
-                      <w:szCs w:val="20"/>
-                      <w:shd w:val="clear" w:color="auto" w:fill="FFFFFF"/>
-                    </w:rPr>
-                    <w:t>»</w:t>
+                    <w:t>АО «ТБанк»</w:t>
                   </w:r>
                 </w:p>
               </w:tc>
@@ -1269,7 +1225,7 @@
                       <w:szCs w:val="20"/>
                       <w:lang w:val="ru-RU"/>
                     </w:rPr>
-                    <w:t xml:space="preserve"> [[ЗАК_АДР]]</w:t>
+                    <w:t>[[ЗАК_АДР]]</w:t>
                   </w:r>
                 </w:p>
                 <w:p>
@@ -1290,7 +1246,7 @@
                       <w:szCs w:val="20"/>
                       <w:lang w:val="ru-RU"/>
                     </w:rPr>
-                    <w:t xml:space="preserve"> [[ЗАК_АДР]]</w:t>
+                    <w:t>[[ЗАК_АДР]]</w:t>
                   </w:r>
                 </w:p>
               </w:tc>

--- a/template_dogovor_new.docx
+++ b/template_dogovor_new.docx
@@ -63,7 +63,21 @@
         <w:rPr>
           <w:color w:val="000000"/>
         </w:rPr>
-        <w:t>г. Москва                                                                                                                                  «[[ДЕНЬ]]» [[МЕС_ГОД]]</w:t>
+        <w:t xml:space="preserve">г. Москва                                                                                                                               </w:t>
+      </w:r>
+      <w:proofErr w:type="gramStart"/>
+      <w:r>
+        <w:rPr>
+          <w:color w:val="000000"/>
+        </w:rPr>
+        <w:t xml:space="preserve">   «</w:t>
+      </w:r>
+      <w:proofErr w:type="gramEnd"/>
+      <w:r>
+        <w:rPr>
+          <w:color w:val="000000"/>
+        </w:rPr>
+        <w:t>[[ДЕНЬ]]» [[МЕС_ГОД]]</w:t>
       </w:r>
       <w:r>
         <w:rPr>
@@ -173,7 +187,15 @@
         <w:jc w:val="both"/>
       </w:pPr>
       <w:r>
-        <w:t>1.1. Заказчик поручает, а Исполнитель обязуется оказать услуги по организации и проведению мероприятия в формате командообразующей игры по мотивам телепередач «</w:t>
+        <w:t xml:space="preserve">1.1. Заказчик поручает, а Исполнитель обязуется оказать услуги по организации и проведению мероприятия в формате </w:t>
+      </w:r>
+      <w:proofErr w:type="spellStart"/>
+      <w:r>
+        <w:t>командообразующей</w:t>
+      </w:r>
+      <w:proofErr w:type="spellEnd"/>
+      <w:r>
+        <w:t xml:space="preserve"> игры по мотивам телепередач «</w:t>
       </w:r>
       <w:r>
         <w:rPr>
@@ -987,7 +1009,29 @@
                       <w:szCs w:val="20"/>
                       <w:shd w:val="clear" w:color="auto" w:fill="FFFFFF"/>
                     </w:rPr>
-                    <w:t>АО «ТБанк»</w:t>
+                    <w:t>АО «</w:t>
+                  </w:r>
+                  <w:proofErr w:type="spellStart"/>
+                  <w:r>
+                    <w:rPr>
+                      <w:rFonts w:ascii="Roboto;Times New Roman" w:hAnsi="Roboto;Times New Roman" w:cs="Roboto;Times New Roman"/>
+                      <w:color w:val="000000"/>
+                      <w:sz w:val="20"/>
+                      <w:szCs w:val="20"/>
+                      <w:shd w:val="clear" w:color="auto" w:fill="FFFFFF"/>
+                    </w:rPr>
+                    <w:t>ТБанк</w:t>
+                  </w:r>
+                  <w:proofErr w:type="spellEnd"/>
+                  <w:r>
+                    <w:rPr>
+                      <w:rFonts w:ascii="Roboto;Times New Roman" w:hAnsi="Roboto;Times New Roman" w:cs="Roboto;Times New Roman"/>
+                      <w:color w:val="000000"/>
+                      <w:sz w:val="20"/>
+                      <w:szCs w:val="20"/>
+                      <w:shd w:val="clear" w:color="auto" w:fill="FFFFFF"/>
+                    </w:rPr>
+                    <w:t>»</w:t>
                   </w:r>
                 </w:p>
               </w:tc>
@@ -1050,9 +1094,11 @@
                   <w:pPr>
                     <w:spacing w:line="240" w:lineRule="atLeast"/>
                   </w:pPr>
+                  <w:proofErr w:type="spellStart"/>
                   <w:r>
                     <w:t>msk@goodnight.show</w:t>
                   </w:r>
+                  <w:proofErr w:type="spellEnd"/>
                 </w:p>
                 <w:p>
                   <w:pPr>
@@ -1488,14 +1534,20 @@
         <w:tc>
           <w:tcPr>
             <w:tcW w:w="5211" w:type="dxa"/>
-            <w:vAlign w:val="bottom"/>
+            <w:vAlign w:val="center"/>
           </w:tcPr>
           <w:p>
+            <w:pPr>
+              <w:jc w:val="right"/>
+            </w:pPr>
             <w:r>
               <w:t>Генеральный директор [[ЗАК]]</w:t>
             </w:r>
           </w:p>
           <w:p>
+            <w:pPr>
+              <w:jc w:val="right"/>
+            </w:pPr>
             <w:r>
               <w:t>[[ДИР]]</w:t>
             </w:r>
@@ -1504,6 +1556,7 @@
             <w:pPr>
               <w:pStyle w:val="ad"/>
               <w:ind w:left="0"/>
+              <w:jc w:val="right"/>
               <w:rPr>
                 <w:sz w:val="20"/>
                 <w:szCs w:val="20"/>
@@ -1514,6 +1567,7 @@
             <w:pPr>
               <w:pStyle w:val="ad"/>
               <w:ind w:left="0"/>
+              <w:jc w:val="right"/>
               <w:rPr>
                 <w:sz w:val="20"/>
                 <w:szCs w:val="20"/>

--- a/template_dogovor_new.docx
+++ b/template_dogovor_new.docx
@@ -63,21 +63,7 @@
         <w:rPr>
           <w:color w:val="000000"/>
         </w:rPr>
-        <w:t xml:space="preserve">г. Москва                                                                                                                               </w:t>
-      </w:r>
-      <w:proofErr w:type="gramStart"/>
-      <w:r>
-        <w:rPr>
-          <w:color w:val="000000"/>
-        </w:rPr>
-        <w:t xml:space="preserve">   «</w:t>
-      </w:r>
-      <w:proofErr w:type="gramEnd"/>
-      <w:r>
-        <w:rPr>
-          <w:color w:val="000000"/>
-        </w:rPr>
-        <w:t>[[ДЕНЬ]]» [[МЕС_ГОД]]</w:t>
+        <w:t>г. Москва                                                                                                                                  «[[ДЕНЬ]]» [[МЕС_ГОД]]</w:t>
       </w:r>
       <w:r>
         <w:rPr>
@@ -187,15 +173,7 @@
         <w:jc w:val="both"/>
       </w:pPr>
       <w:r>
-        <w:t xml:space="preserve">1.1. Заказчик поручает, а Исполнитель обязуется оказать услуги по организации и проведению мероприятия в формате </w:t>
-      </w:r>
-      <w:proofErr w:type="spellStart"/>
-      <w:r>
-        <w:t>командообразующей</w:t>
-      </w:r>
-      <w:proofErr w:type="spellEnd"/>
-      <w:r>
-        <w:t xml:space="preserve"> игры по мотивам телепередач «</w:t>
+        <w:t>1.1. Заказчик поручает, а Исполнитель обязуется оказать услуги по организации и проведению мероприятия в формате командообразующей игры по мотивам телепередач «</w:t>
       </w:r>
       <w:r>
         <w:rPr>
@@ -1009,29 +987,7 @@
                       <w:szCs w:val="20"/>
                       <w:shd w:val="clear" w:color="auto" w:fill="FFFFFF"/>
                     </w:rPr>
-                    <w:t>АО «</w:t>
-                  </w:r>
-                  <w:proofErr w:type="spellStart"/>
-                  <w:r>
-                    <w:rPr>
-                      <w:rFonts w:ascii="Roboto;Times New Roman" w:hAnsi="Roboto;Times New Roman" w:cs="Roboto;Times New Roman"/>
-                      <w:color w:val="000000"/>
-                      <w:sz w:val="20"/>
-                      <w:szCs w:val="20"/>
-                      <w:shd w:val="clear" w:color="auto" w:fill="FFFFFF"/>
-                    </w:rPr>
-                    <w:t>ТБанк</w:t>
-                  </w:r>
-                  <w:proofErr w:type="spellEnd"/>
-                  <w:r>
-                    <w:rPr>
-                      <w:rFonts w:ascii="Roboto;Times New Roman" w:hAnsi="Roboto;Times New Roman" w:cs="Roboto;Times New Roman"/>
-                      <w:color w:val="000000"/>
-                      <w:sz w:val="20"/>
-                      <w:szCs w:val="20"/>
-                      <w:shd w:val="clear" w:color="auto" w:fill="FFFFFF"/>
-                    </w:rPr>
-                    <w:t>»</w:t>
+                    <w:t>АО «ТБанк»</w:t>
                   </w:r>
                 </w:p>
               </w:tc>
@@ -1094,11 +1050,9 @@
                   <w:pPr>
                     <w:spacing w:line="240" w:lineRule="atLeast"/>
                   </w:pPr>
-                  <w:proofErr w:type="spellStart"/>
                   <w:r>
                     <w:t>msk@goodnight.show</w:t>
                   </w:r>
-                  <w:proofErr w:type="spellEnd"/>
                 </w:p>
                 <w:p>
                   <w:pPr>
@@ -1359,6 +1313,22 @@
                       <w:szCs w:val="20"/>
                     </w:rPr>
                     <w:t>БИК [[БИК]]</w:t>
+                  </w:r>
+                  <w:r>
+                    <w:rPr>
+                      <w:rFonts w:ascii="Times New Roman" w:hAnsi="Times New Roman" w:cs="Times New Roman"/>
+                      <w:sz w:val="20"/>
+                      <w:szCs w:val="20"/>
+                    </w:rPr>
+                    <w:br/>
+                  </w:r>
+                  <w:r>
+                    <w:rPr>
+                      <w:rFonts w:ascii="Times New Roman" w:hAnsi="Times New Roman" w:cs="Times New Roman"/>
+                      <w:sz w:val="20"/>
+                      <w:szCs w:val="20"/>
+                    </w:rPr>
+                    <w:t>[[БАНК_ЗАК]]</w:t>
                   </w:r>
                 </w:p>
                 <w:p>

--- a/template_dogovor_new.docx
+++ b/template_dogovor_new.docx
@@ -1314,14 +1314,16 @@
                     </w:rPr>
                     <w:t>БИК [[БИК]]</w:t>
                   </w:r>
-                  <w:r>
+                </w:p>
+                <w:p>
+                  <w:pPr>
+                    <w:pStyle w:val="af2"/>
                     <w:rPr>
                       <w:rFonts w:ascii="Times New Roman" w:hAnsi="Times New Roman" w:cs="Times New Roman"/>
                       <w:sz w:val="20"/>
                       <w:szCs w:val="20"/>
                     </w:rPr>
-                    <w:br/>
-                  </w:r>
+                  </w:pPr>
                   <w:r>
                     <w:rPr>
                       <w:rFonts w:ascii="Times New Roman" w:hAnsi="Times New Roman" w:cs="Times New Roman"/>

--- a/template_dogovor_new.docx
+++ b/template_dogovor_new.docx
@@ -55,6 +55,9 @@
     <w:p>
       <w:pPr>
         <w:autoSpaceDE w:val="0"/>
+        <w:tabs>
+          <w:tab w:val="right" w:pos="9360"/>
+        </w:tabs>
         <w:rPr>
           <w:color w:val="000000"/>
         </w:rPr>
@@ -63,13 +66,19 @@
         <w:rPr>
           <w:color w:val="000000"/>
         </w:rPr>
-        <w:t>г. Москва                                                                                                                                  «[[ДЕНЬ]]» [[МЕС_ГОД]]</w:t>
+        <w:t>г. Москва</w:t>
       </w:r>
       <w:r>
         <w:rPr>
           <w:color w:val="000000"/>
         </w:rPr>
         <w:tab/>
+      </w:r>
+      <w:r>
+        <w:rPr>
+          <w:color w:val="000000"/>
+        </w:rPr>
+        <w:t>«[[ДЕНЬ]]» [[МЕС_ГОД]]</w:t>
       </w:r>
     </w:p>
     <w:p>
@@ -1521,7 +1530,7 @@
               <w:jc w:val="right"/>
             </w:pPr>
             <w:r>
-              <w:t>[[ДИР]]</w:t>
+              <w:t>[[ДИР_ИМ]]</w:t>
             </w:r>
           </w:p>
           <w:p>

--- a/template_dogovor_new.docx
+++ b/template_dogovor_new.docx
@@ -54,10 +54,13 @@
     </w:p>
     <w:p>
       <w:pPr>
-        <w:autoSpaceDE w:val="0"/>
         <w:tabs>
+          <w:tab w:val="right" w:pos="9072"/>
           <w:tab w:val="right" w:pos="9360"/>
         </w:tabs>
+        <w:autoSpaceDE w:val="0"/>
+        <w:ind w:left="-851"/>
+        <w:jc w:val="right"/>
         <w:rPr>
           <w:color w:val="000000"/>
         </w:rPr>
@@ -73,11 +76,6 @@
           <w:color w:val="000000"/>
         </w:rPr>
         <w:tab/>
-      </w:r>
-      <w:r>
-        <w:rPr>
-          <w:color w:val="000000"/>
-        </w:rPr>
         <w:t>«[[ДЕНЬ]]» [[МЕС_ГОД]]</w:t>
       </w:r>
     </w:p>
@@ -182,7 +180,15 @@
         <w:jc w:val="both"/>
       </w:pPr>
       <w:r>
-        <w:t>1.1. Заказчик поручает, а Исполнитель обязуется оказать услуги по организации и проведению мероприятия в формате командообразующей игры по мотивам телепередач «</w:t>
+        <w:t xml:space="preserve">1.1. Заказчик поручает, а Исполнитель обязуется оказать услуги по организации и проведению мероприятия в формате </w:t>
+      </w:r>
+      <w:proofErr w:type="spellStart"/>
+      <w:r>
+        <w:t>командообразующей</w:t>
+      </w:r>
+      <w:proofErr w:type="spellEnd"/>
+      <w:r>
+        <w:t xml:space="preserve"> игры по мотивам телепередач «</w:t>
       </w:r>
       <w:r>
         <w:rPr>
@@ -624,7 +630,6 @@
         <w:jc w:val="both"/>
       </w:pPr>
       <w:r>
-        <w:lastRenderedPageBreak/>
         <w:t>5.2. Сам факт заключения настоящего договора не является конфиденциальной информацией, и может быть использован Исполнителем в качестве ссылок и рекомендаций в целях продвижения аналогичных услуг другим лицам.</w:t>
       </w:r>
     </w:p>
@@ -996,7 +1001,29 @@
                       <w:szCs w:val="20"/>
                       <w:shd w:val="clear" w:color="auto" w:fill="FFFFFF"/>
                     </w:rPr>
-                    <w:t>АО «ТБанк»</w:t>
+                    <w:t>АО «</w:t>
+                  </w:r>
+                  <w:proofErr w:type="spellStart"/>
+                  <w:r>
+                    <w:rPr>
+                      <w:rFonts w:ascii="Roboto;Times New Roman" w:hAnsi="Roboto;Times New Roman" w:cs="Roboto;Times New Roman"/>
+                      <w:color w:val="000000"/>
+                      <w:sz w:val="20"/>
+                      <w:szCs w:val="20"/>
+                      <w:shd w:val="clear" w:color="auto" w:fill="FFFFFF"/>
+                    </w:rPr>
+                    <w:t>ТБанк</w:t>
+                  </w:r>
+                  <w:proofErr w:type="spellEnd"/>
+                  <w:r>
+                    <w:rPr>
+                      <w:rFonts w:ascii="Roboto;Times New Roman" w:hAnsi="Roboto;Times New Roman" w:cs="Roboto;Times New Roman"/>
+                      <w:color w:val="000000"/>
+                      <w:sz w:val="20"/>
+                      <w:szCs w:val="20"/>
+                      <w:shd w:val="clear" w:color="auto" w:fill="FFFFFF"/>
+                    </w:rPr>
+                    <w:t>»</w:t>
                   </w:r>
                 </w:p>
               </w:tc>
@@ -1059,9 +1086,11 @@
                   <w:pPr>
                     <w:spacing w:line="240" w:lineRule="atLeast"/>
                   </w:pPr>
+                  <w:proofErr w:type="spellStart"/>
                   <w:r>
                     <w:t>msk@goodnight.show</w:t>
                   </w:r>
+                  <w:proofErr w:type="spellEnd"/>
                 </w:p>
                 <w:p>
                   <w:pPr>

--- a/template_dogovor_new.docx
+++ b/template_dogovor_new.docx
@@ -180,15 +180,7 @@
         <w:jc w:val="both"/>
       </w:pPr>
       <w:r>
-        <w:t xml:space="preserve">1.1. Заказчик поручает, а Исполнитель обязуется оказать услуги по организации и проведению мероприятия в формате </w:t>
-      </w:r>
-      <w:proofErr w:type="spellStart"/>
-      <w:r>
-        <w:t>командообразующей</w:t>
-      </w:r>
-      <w:proofErr w:type="spellEnd"/>
-      <w:r>
-        <w:t xml:space="preserve"> игры по мотивам телепередач «</w:t>
+        <w:t>1.1. Заказчик поручает, а Исполнитель обязуется оказать услуги по организации и проведению мероприятия в формате командообразующей игры по мотивам телепередач «</w:t>
       </w:r>
       <w:r>
         <w:rPr>
@@ -1001,29 +993,7 @@
                       <w:szCs w:val="20"/>
                       <w:shd w:val="clear" w:color="auto" w:fill="FFFFFF"/>
                     </w:rPr>
-                    <w:t>АО «</w:t>
-                  </w:r>
-                  <w:proofErr w:type="spellStart"/>
-                  <w:r>
-                    <w:rPr>
-                      <w:rFonts w:ascii="Roboto;Times New Roman" w:hAnsi="Roboto;Times New Roman" w:cs="Roboto;Times New Roman"/>
-                      <w:color w:val="000000"/>
-                      <w:sz w:val="20"/>
-                      <w:szCs w:val="20"/>
-                      <w:shd w:val="clear" w:color="auto" w:fill="FFFFFF"/>
-                    </w:rPr>
-                    <w:t>ТБанк</w:t>
-                  </w:r>
-                  <w:proofErr w:type="spellEnd"/>
-                  <w:r>
-                    <w:rPr>
-                      <w:rFonts w:ascii="Roboto;Times New Roman" w:hAnsi="Roboto;Times New Roman" w:cs="Roboto;Times New Roman"/>
-                      <w:color w:val="000000"/>
-                      <w:sz w:val="20"/>
-                      <w:szCs w:val="20"/>
-                      <w:shd w:val="clear" w:color="auto" w:fill="FFFFFF"/>
-                    </w:rPr>
-                    <w:t>»</w:t>
+                    <w:t>АО «ТБанк»</w:t>
                   </w:r>
                 </w:p>
               </w:tc>
@@ -1086,11 +1056,9 @@
                   <w:pPr>
                     <w:spacing w:line="240" w:lineRule="atLeast"/>
                   </w:pPr>
-                  <w:proofErr w:type="spellStart"/>
                   <w:r>
                     <w:t>msk@goodnight.show</w:t>
                   </w:r>
-                  <w:proofErr w:type="spellEnd"/>
                 </w:p>
                 <w:p>
                   <w:pPr>
@@ -1245,27 +1213,6 @@
                 <w:tcPr>
                   <w:tcW w:w="4710" w:type="dxa"/>
                 </w:tcPr>
-                <w:p>
-                  <w:pPr>
-                    <w:pStyle w:val="LO-normal"/>
-                    <w:widowControl w:val="0"/>
-                    <w:rPr>
-                      <w:rFonts w:ascii="Times New Roman" w:hAnsi="Times New Roman" w:cs="Times New Roman"/>
-                      <w:sz w:val="20"/>
-                      <w:szCs w:val="20"/>
-                      <w:lang w:val="ru-RU"/>
-                    </w:rPr>
-                  </w:pPr>
-                  <w:r>
-                    <w:rPr>
-                      <w:rFonts w:ascii="Times New Roman" w:hAnsi="Times New Roman" w:cs="Times New Roman"/>
-                      <w:sz w:val="20"/>
-                      <w:szCs w:val="20"/>
-                      <w:lang w:val="ru-RU"/>
-                    </w:rPr>
-                    <w:t>[[ЗАК_АДР]]</w:t>
-                  </w:r>
-                </w:p>
                 <w:p>
                   <w:pPr>
                     <w:pStyle w:val="LO-normal"/>
